--- a/samples/CVs/CV_04_Hesti_Wibowo.docx
+++ b/samples/CVs/CV_04_Hesti_Wibowo.docx
@@ -7,7 +7,7 @@
         <w:rPr>
           <w:b/>
           <w:color w:val="4A3728"/>
-          <w:sz w:val="44"/>
+          <w:sz w:val="40"/>
         </w:rPr>
         <w:t>Hesti Wibowo</w:t>
       </w:r>
@@ -15,6 +15,8 @@
     <w:p>
       <w:r>
         <w:rPr>
+          <w:i/>
+          <w:color w:val="C9A227"/>
           <w:sz w:val="22"/>
         </w:rPr>
         <w:t>Target role: Senior Geologist</w:t>
@@ -23,17 +25,19 @@
     <w:p>
       <w:r>
         <w:rPr>
-          <w:sz w:val="22"/>
+          <w:b w:val="0"/>
+          <w:sz w:val="20"/>
         </w:rPr>
-        <w:t>Location: Jakarta · WNI · Available: Immediately</w:t>
+        <w:t>Location: Palopo, South Sulawesi  |  Citizenship: WNI  |  Availability: Immediate</w:t>
       </w:r>
     </w:p>
     <w:p>
       <w:r>
         <w:rPr>
-          <w:sz w:val="22"/>
+          <w:b w:val="0"/>
+          <w:sz w:val="20"/>
         </w:rPr>
-        <w:t>Email: hesti.wibowo@example.co.id · Mobile: +62 866682016</w:t>
+        <w:t>Email: hesti.wibowo@example.com  |  Phone: +62 812 6604 7788</w:t>
       </w:r>
     </w:p>
     <w:p>
@@ -47,36 +51,30 @@
       </w:r>
     </w:p>
     <w:p>
-      <w:pPr>
-        <w:pStyle w:val="ListBullet"/>
-      </w:pPr>
       <w:r>
         <w:rPr>
-          <w:sz w:val="22"/>
+          <w:b w:val="0"/>
+          <w:sz w:val="21"/>
         </w:rPr>
-        <w:t>Fifteen years mineral resource and reserve modelling across epithermal gold, porphyry copper-gold and Carlin-style systems.</w:t>
+        <w:t>Senior exploration geologist with 14 years across gold, copper and nickel projects in Sulawesi and Papua.</w:t>
       </w:r>
     </w:p>
     <w:p>
-      <w:pPr>
-        <w:pStyle w:val="ListBullet"/>
-      </w:pPr>
       <w:r>
         <w:rPr>
-          <w:sz w:val="22"/>
+          <w:b w:val="0"/>
+          <w:sz w:val="21"/>
         </w:rPr>
-        <w:t>Registered CompetentPerson under KCMI Code. Strong Leapfrog, Datamine and Micromine skills.</w:t>
+        <w:t>Owned the resource model on two projects that moved from Inferred to Indicated under JORC 2012.</w:t>
       </w:r>
     </w:p>
     <w:p>
-      <w:pPr>
-        <w:pStyle w:val="ListBullet"/>
-      </w:pPr>
       <w:r>
         <w:rPr>
-          <w:sz w:val="22"/>
+          <w:b w:val="0"/>
+          <w:sz w:val="21"/>
         </w:rPr>
-        <w:t>Delivered Feasibility Study contributions on two ASX and one IDX listed gold projects.</w:t>
+        <w:t>Fluent Leapfrog Geo and Micromine, competent person track record for internal reporting.</w:t>
       </w:r>
     </w:p>
     <w:p>
@@ -95,7 +93,16 @@
           <w:b/>
           <w:sz w:val="22"/>
         </w:rPr>
-        <w:t>2022-present · Principal Geologist · PT J Resources Asia Pasifik, Bakan</w:t>
+        <w:t>Senior Exploration Geologist - PT Merdeka Copper Gold</w:t>
+      </w:r>
+    </w:p>
+    <w:p>
+      <w:r>
+        <w:rPr>
+          <w:b w:val="0"/>
+          <w:sz w:val="20"/>
+        </w:rPr>
+        <w:t>May 2021 - present  |  Tujuh Bukit, Banyuwangi</w:t>
       </w:r>
     </w:p>
     <w:p>
@@ -104,9 +111,9 @@
       </w:pPr>
       <w:r>
         <w:rPr>
-          <w:sz w:val="22"/>
+          <w:sz w:val="21"/>
         </w:rPr>
-        <w:t>Led ore reserve model update, incorporated 480 new drillhole assays.</w:t>
+        <w:t>Managed a 22,000 metre RC and diamond programme across the Salu Bulo prospect.</w:t>
       </w:r>
     </w:p>
     <w:p>
@@ -115,9 +122,9 @@
       </w:pPr>
       <w:r>
         <w:rPr>
-          <w:sz w:val="22"/>
+          <w:sz w:val="21"/>
         </w:rPr>
-        <w:t>Reconciliation of grade against mill feed within plus/minus 5 percent.</w:t>
+        <w:t>Rebuilt the geological model in Leapfrog, lifting resource confidence by two categories.</w:t>
       </w:r>
     </w:p>
     <w:p>
@@ -126,9 +133,9 @@
       </w:pPr>
       <w:r>
         <w:rPr>
-          <w:sz w:val="22"/>
+          <w:sz w:val="21"/>
         </w:rPr>
-        <w:t>Prepared quarterly reserves and resources disclosure under KCMI.</w:t>
+        <w:t>Presented monthly to the CEO and to the JORC competent person of record.</w:t>
       </w:r>
     </w:p>
     <w:p>
@@ -137,7 +144,16 @@
           <w:b/>
           <w:sz w:val="22"/>
         </w:rPr>
-        <w:t>2017-2022 · Senior Geologist · PT Antam Tbk, Pongkor</w:t>
+        <w:t>Project Geologist - PT J Resources Bolaang Mongondow</w:t>
+      </w:r>
+    </w:p>
+    <w:p>
+      <w:r>
+        <w:rPr>
+          <w:b w:val="0"/>
+          <w:sz w:val="20"/>
+        </w:rPr>
+        <w:t>Feb 2017 - Apr 2021  |  North Sulawesi</w:t>
       </w:r>
     </w:p>
     <w:p>
@@ -146,9 +162,9 @@
       </w:pPr>
       <w:r>
         <w:rPr>
-          <w:sz w:val="22"/>
+          <w:sz w:val="21"/>
         </w:rPr>
-        <w:t>Managed exploration drilling program across 3 concession blocks.</w:t>
+        <w:t>Led 6-geologist team on the Bakan open-pit gold heap-leach expansion.</w:t>
       </w:r>
     </w:p>
     <w:p>
@@ -157,9 +173,27 @@
       </w:pPr>
       <w:r>
         <w:rPr>
+          <w:sz w:val="21"/>
+        </w:rPr>
+        <w:t>Owned reconciliation between grade control and mill feed, closed the gap from 8% to under 3%.</w:t>
+      </w:r>
+    </w:p>
+    <w:p>
+      <w:r>
+        <w:rPr>
+          <w:b/>
           <w:sz w:val="22"/>
         </w:rPr>
-        <w:t>Delivered mineral resource statement (Measured + Indicated) increase of 260 koz.</w:t>
+        <w:t>Exploration Geologist - PT Freeport Indonesia</w:t>
+      </w:r>
+    </w:p>
+    <w:p>
+      <w:r>
+        <w:rPr>
+          <w:b w:val="0"/>
+          <w:sz w:val="20"/>
+        </w:rPr>
+        <w:t>Jul 2011 - Jan 2017  |  Tembagapura, Papua</w:t>
       </w:r>
     </w:p>
     <w:p>
@@ -168,18 +202,9 @@
       </w:pPr>
       <w:r>
         <w:rPr>
-          <w:sz w:val="22"/>
+          <w:sz w:val="21"/>
         </w:rPr>
-        <w:t>Peer reviewed technical reports for Board and JORC compliance.</w:t>
-      </w:r>
-    </w:p>
-    <w:p>
-      <w:r>
-        <w:rPr>
-          <w:b/>
-          <w:sz w:val="22"/>
-        </w:rPr>
-        <w:t>2011-2017 · Geologist · PT Newmont Nusa Tenggara</w:t>
+        <w:t>Underground mapping and core logging on the Grasberg Block Cave programme.</w:t>
       </w:r>
     </w:p>
     <w:p>
@@ -188,20 +213,9 @@
       </w:pPr>
       <w:r>
         <w:rPr>
-          <w:sz w:val="22"/>
+          <w:sz w:val="21"/>
         </w:rPr>
-        <w:t>Core logging, sampling, QAQC across brownfield exploration.</w:t>
-      </w:r>
-    </w:p>
-    <w:p>
-      <w:pPr>
-        <w:pStyle w:val="ListBullet"/>
-      </w:pPr>
-      <w:r>
-        <w:rPr>
-          <w:sz w:val="22"/>
-        </w:rPr>
-        <w:t>Contributed to Preliminary Feasibility Study geology chapter.</w:t>
+        <w:t>Co-authored two internal technical memos on skarn mineralisation.</w:t>
       </w:r>
     </w:p>
     <w:p>
@@ -215,25 +229,21 @@
       </w:r>
     </w:p>
     <w:p>
-      <w:pPr>
-        <w:pStyle w:val="ListBullet"/>
-      </w:pPr>
       <w:r>
         <w:rPr>
-          <w:sz w:val="22"/>
+          <w:b w:val="0"/>
+          <w:sz w:val="21"/>
         </w:rPr>
-        <w:t>S2 Geology, Curtin University WA</w:t>
+        <w:t>MSc Economic Geology, University of Western Australia, 2011.</w:t>
       </w:r>
     </w:p>
     <w:p>
-      <w:pPr>
-        <w:pStyle w:val="ListBullet"/>
-      </w:pPr>
       <w:r>
         <w:rPr>
-          <w:sz w:val="22"/>
+          <w:b w:val="0"/>
+          <w:sz w:val="21"/>
         </w:rPr>
-        <w:t>S1 Geologi, ITB</w:t>
+        <w:t>BSc Geology, Universitas Gadjah Mada, 2009.</w:t>
       </w:r>
     </w:p>
     <w:p>
@@ -252,9 +262,9 @@
       </w:pPr>
       <w:r>
         <w:rPr>
-          <w:sz w:val="22"/>
+          <w:sz w:val="21"/>
         </w:rPr>
-        <w:t>KCMI Competent Person</w:t>
+        <w:t>MAusIMM (member since 2015)</w:t>
       </w:r>
     </w:p>
     <w:p>
@@ -263,9 +273,20 @@
       </w:pPr>
       <w:r>
         <w:rPr>
-          <w:sz w:val="22"/>
+          <w:sz w:val="21"/>
         </w:rPr>
-        <w:t>SEG Member</w:t>
+        <w:t>IAGI member</w:t>
+      </w:r>
+    </w:p>
+    <w:p>
+      <w:pPr>
+        <w:pStyle w:val="ListBullet"/>
+      </w:pPr>
+      <w:r>
+        <w:rPr>
+          <w:sz w:val="21"/>
+        </w:rPr>
+        <w:t>Leapfrog Geo advanced training, 2023</w:t>
       </w:r>
     </w:p>
     <w:p>
@@ -281,14 +302,43 @@
     <w:p>
       <w:r>
         <w:rPr>
-          <w:sz w:val="22"/>
+          <w:b w:val="0"/>
+          <w:sz w:val="21"/>
         </w:rPr>
-        <w:t>Bahasa Indonesia (native), English (conversational)</w:t>
+        <w:t>Bahasa Indonesia (native), English (fluent), German (basic).</w:t>
+      </w:r>
+    </w:p>
+    <w:p>
+      <w:r>
+        <w:rPr>
+          <w:b/>
+          <w:color w:val="4A3728"/>
+          <w:sz w:val="28"/>
+        </w:rPr>
+        <w:t>References</w:t>
+      </w:r>
+    </w:p>
+    <w:p>
+      <w:r>
+        <w:rPr>
+          <w:b w:val="0"/>
+          <w:sz w:val="21"/>
+        </w:rPr>
+        <w:t>Dr. Adi Maryono, Chief Geologist, PT Merdeka Copper Gold.</w:t>
+      </w:r>
+    </w:p>
+    <w:p>
+      <w:r>
+        <w:rPr>
+          <w:b w:val="0"/>
+          <w:sz w:val="21"/>
+        </w:rPr>
+        <w:t>Bp. Anggoro Kasyanto, Exploration Manager, PT J Resources.</w:t>
       </w:r>
     </w:p>
     <w:sectPr>
       <w:pgSz w:w="12240" w:h="15840"/>
-      <w:pgMar w:top="1020" w:right="1134" w:bottom="1020" w:left="1134" w:header="720" w:footer="720" w:gutter="0"/>
+      <w:pgMar w:top="864" w:right="1008" w:bottom="864" w:left="1008" w:header="720" w:footer="720" w:gutter="0"/>
       <w:cols w:space="720"/>
       <w:docGrid w:linePitch="360"/>
     </w:sectPr>
